--- a/pr-preview/pr-344/measures-tracked-changes.docx
+++ b/pr-preview/pr-344/measures-tracked-changes.docx
@@ -16,7 +16,7 @@
       </w:pPr>
       <w:del w:id="1" w:author="PR Preview" w:date="2026-01-01T00:00:00Z">
         <w:r>
-          <w:delText xml:space="preserve">Last modified: 2026-10-17 02:34:23 (PDT)</w:delText>
+          <w:delText xml:space="preserve">Last modified: 2026-10-17 03:46:15 (PDT)</w:delText>
         </w:r>
       </w:del>
     </w:p>
@@ -26,7 +26,7 @@
       </w:pPr>
       <w:ins w:id="2" w:author="PR Preview" w:date="2026-01-01T00:00:00Z">
         <w:r>
-          <w:t xml:space="preserve">Last modified: 2026-10-17 03:11:51 (PDT)</w:t>
+          <w:t xml:space="preserve">Last modified: 2026-10-17 04:23:40 (PDT)</w:t>
         </w:r>
       </w:ins>
     </w:p>
@@ -39356,12 +39356,16 @@
           <w:numId w:val="1000"/>
         </w:numPr>
       </w:pPr>
-      <w:r>
-        <w:t xml:space="preserve">Setting</w:t>
-      </w:r>
-      <w:r>
-        <w:t xml:space="preserve"> </w:t>
-      </w:r>
+      <w:del w:id="3" w:author="PR Preview" w:date="2026-01-01T00:00:00Z">
+        <w:r>
+          <w:delText xml:space="preserve">Setting</w:delText>
+        </w:r>
+      </w:del>
+      <w:del w:id="4" w:author="PR Preview" w:date="2026-01-01T00:00:00Z">
+        <w:r>
+          <w:delText xml:space="preserve"> </w:delText>
+        </w:r>
+      </w:del>
       <m:oMath>
         <m:r>
           <m:t>p</m:t>
@@ -39376,12 +39380,16 @@
           <m:t>1</m:t>
         </m:r>
       </m:oMath>
-      <w:r>
-        <w:t xml:space="preserve">,</w:t>
-      </w:r>
-      <w:r>
-        <w:t xml:space="preserve"> </w:t>
-      </w:r>
+      <w:del w:id="5" w:author="PR Preview" w:date="2026-01-01T00:00:00Z">
+        <w:r>
+          <w:delText xml:space="preserve">,</w:delText>
+        </w:r>
+      </w:del>
+      <w:del w:id="6" w:author="PR Preview" w:date="2026-01-01T00:00:00Z">
+        <w:r>
+          <w:delText xml:space="preserve"> </w:delText>
+        </w:r>
+      </w:del>
       <m:oMath>
         <m:r>
           <m:t>q</m:t>
@@ -39399,15 +39407,21 @@
           <m:t>∞</m:t>
         </m:r>
       </m:oMath>
-      <w:r>
-        <w:t xml:space="preserve"> </w:t>
-      </w:r>
-      <w:r>
-        <w:t xml:space="preserve">gives</w:t>
-      </w:r>
-      <w:r>
-        <w:t xml:space="preserve"> </w:t>
-      </w:r>
+      <w:del w:id="7" w:author="PR Preview" w:date="2026-01-01T00:00:00Z">
+        <w:r>
+          <w:delText xml:space="preserve"> </w:delText>
+        </w:r>
+      </w:del>
+      <w:del w:id="8" w:author="PR Preview" w:date="2026-01-01T00:00:00Z">
+        <w:r>
+          <w:delText xml:space="preserve">gives</w:delText>
+        </w:r>
+      </w:del>
+      <w:del w:id="9" w:author="PR Preview" w:date="2026-01-01T00:00:00Z">
+        <w:r>
+          <w:delText xml:space="preserve"> </w:delText>
+        </w:r>
+      </w:del>
       <m:oMath>
         <m:nary>
           <m:naryPr>
@@ -39571,15 +39585,115 @@
           </m:sub>
         </m:sSub>
       </m:oMath>
-      <w:r>
-        <w:t xml:space="preserve">.</w:t>
-      </w:r>
-      <w:r>
-        <w:t xml:space="preserve"> </w:t>
-      </w:r>
-      <w:r>
-        <w:t xml:space="preserve">Setting</w:t>
-      </w:r>
+      <w:del w:id="10" w:author="PR Preview" w:date="2026-01-01T00:00:00Z">
+        <w:r>
+          <w:delText xml:space="preserve">.</w:delText>
+        </w:r>
+      </w:del>
+      <w:del w:id="11" w:author="PR Preview" w:date="2026-01-01T00:00:00Z">
+        <w:r>
+          <w:delText xml:space="preserve"> </w:delText>
+        </w:r>
+      </w:del>
+      <w:del w:id="12" w:author="PR Preview" w:date="2026-01-01T00:00:00Z">
+        <w:r>
+          <w:delText xml:space="preserve">Setting</w:delText>
+        </w:r>
+      </w:del>
+    </w:p>
+    <w:p>
+      <w:pPr>
+        <w:numPr>
+          <w:ilvl w:val="0"/>
+          <w:numId w:val="1000"/>
+        </w:numPr>
+      </w:pPr>
+      <w:ins w:id="13" w:author="PR Preview" w:date="2026-01-01T00:00:00Z">
+        <w:r>
+          <w:t xml:space="preserve">Setting</w:t>
+        </w:r>
+      </w:ins>
+      <w:ins w:id="14" w:author="PR Preview" w:date="2026-01-01T00:00:00Z">
+        <w:r>
+          <w:t xml:space="preserve"> </w:t>
+        </w:r>
+      </w:ins>
+      <m:oMath>
+        <m:r>
+          <m:t>p</m:t>
+        </m:r>
+        <m:r>
+          <m:rPr>
+            <m:sty m:val="p"/>
+          </m:rPr>
+          <m:t>=</m:t>
+        </m:r>
+        <m:r>
+          <m:t>1</m:t>
+        </m:r>
+      </m:oMath>
+      <w:ins w:id="15" w:author="PR Preview" w:date="2026-01-01T00:00:00Z">
+        <w:r>
+          <w:t xml:space="preserve">,</w:t>
+        </w:r>
+      </w:ins>
+      <w:ins w:id="16" w:author="PR Preview" w:date="2026-01-01T00:00:00Z">
+        <w:r>
+          <w:t xml:space="preserve"> </w:t>
+        </w:r>
+      </w:ins>
+      <m:oMath>
+        <m:r>
+          <m:t>q</m:t>
+        </m:r>
+        <m:r>
+          <m:rPr>
+            <m:sty m:val="p"/>
+          </m:rPr>
+          <m:t>=</m:t>
+        </m:r>
+        <m:r>
+          <m:rPr>
+            <m:sty m:val="p"/>
+          </m:rPr>
+          <m:t>∞</m:t>
+        </m:r>
+      </m:oMath>
+      <w:ins w:id="17" w:author="PR Preview" w:date="2026-01-01T00:00:00Z">
+        <w:r>
+          <w:t xml:space="preserve"> </w:t>
+        </w:r>
+      </w:ins>
+      <w:ins w:id="18" w:author="PR Preview" w:date="2026-01-01T00:00:00Z">
+        <w:r>
+          <w:t xml:space="preserve">gives</w:t>
+        </w:r>
+      </w:ins>
+      <w:ins w:id="19" w:author="PR Preview" w:date="2026-01-01T00:00:00Z">
+        <w:r>
+          <w:t xml:space="preserve"> </w:t>
+        </w:r>
+      </w:ins>
+      <w:ins w:id="20" w:author="PR Preview" w:date="2026-01-01T00:00:00Z">
+        <w:r>
+          <w:t xml:space="preserve">$\sum_{i=1}^n\mathopen{}\left|x_i y_i\right|\mathclose{} \le \mathopen{}\left\lVert\mathord{\smash[b]{\underset{\raise.3ex\hbox{$\scriptstyle\sim$}}{x}}\vphantom{x}}\right\rVert\mathclose{}_1\,\mathopen{}\left\lVert\mathord{\smash[b]{\underset{\raise.3ex\hbox{$\scriptstyle\sim$}}{y}}\vphantom{y}}\right\rVert\mathclose{}_\infty$</w:t>
+        </w:r>
+      </w:ins>
+      <w:ins w:id="21" w:author="PR Preview" w:date="2026-01-01T00:00:00Z">
+        <w:r>
+          <w:t xml:space="preserve">.</w:t>
+        </w:r>
+      </w:ins>
+      <w:ins w:id="22" w:author="PR Preview" w:date="2026-01-01T00:00:00Z">
+        <w:r>
+          <w:t xml:space="preserve"> </w:t>
+        </w:r>
+      </w:ins>
+      <w:ins w:id="23" w:author="PR Preview" w:date="2026-01-01T00:00:00Z">
+        <w:r>
+          <w:t xml:space="preserve">Setting</w:t>
+        </w:r>
+      </w:ins>
     </w:p>
     <w:p>
       <w:pPr>
